--- a/docs/silabus-matal-yom-a.docx
+++ b/docs/silabus-matal-yom-a.docx
@@ -1,6 +1,6 @@
 
 <file path=word/document.xml><?xml version="1.0" encoding="utf-8"?>
-<w:document xmlns:wpc="http://schemas.microsoft.com/office/word/2010/wordprocessingCanvas" xmlns:cx="http://schemas.microsoft.com/office/drawing/2014/chartex" xmlns:cx1="http://schemas.microsoft.com/office/drawing/2015/9/8/chartex" xmlns:cx2="http://schemas.microsoft.com/office/drawing/2015/10/21/chartex" xmlns:cx3="http://schemas.microsoft.com/office/drawing/2016/5/9/chartex" xmlns:cx4="http://schemas.microsoft.com/office/drawing/2016/5/10/chartex" xmlns:cx5="http://schemas.microsoft.com/office/drawing/2016/5/11/chartex" xmlns:cx6="http://schemas.microsoft.com/office/drawing/2016/5/12/chartex" xmlns:cx7="http://schemas.microsoft.com/office/drawing/2016/5/13/chartex" xmlns:cx8="http://schemas.microsoft.com/office/drawing/2016/5/14/chartex" xmlns:mc="http://schemas.openxmlformats.org/markup-compatibility/2006" xmlns:aink="http://schemas.microsoft.com/office/drawing/2016/ink" xmlns:am3d="http://schemas.microsoft.com/office/drawing/2017/model3d" xmlns:o="urn:schemas-microsoft-com:office:office" xmlns:oel="http://schemas.microsoft.com/office/2019/extlst" xmlns:r="http://schemas.openxmlformats.org/officeDocument/2006/relationships" xmlns:m="http://schemas.openxmlformats.org/officeDocument/2006/math" xmlns:v="urn:schemas-microsoft-com:vml" xmlns:wp14="http://schemas.microsoft.com/office/word/2010/wordprocessingDrawing" xmlns:wp="http://schemas.openxmlformats.org/drawingml/2006/wordprocessingDrawing" xmlns:w10="urn:schemas-microsoft-com:office:word" xmlns:w="http://schemas.openxmlformats.org/wordprocessingml/2006/main" xmlns:w14="http://schemas.microsoft.com/office/word/2010/wordml" xmlns:w15="http://schemas.microsoft.com/office/word/2012/wordml" xmlns:w16cei="http://schemas.microsoft.com/office/word/2026/wordml/cei" xmlns:w16cex="http://schemas.microsoft.com/office/word/2018/wordml/cex" xmlns:w16cid="http://schemas.microsoft.com/office/word/2016/wordml/cid" xmlns:w16="http://schemas.microsoft.com/office/word/2018/wordml" xmlns:w16du="http://schemas.microsoft.com/office/word/2023/wordml/word16du" xmlns:w16sdtdh="http://schemas.microsoft.com/office/word/2020/wordml/sdtdatahash" xmlns:w16sdtfl="http://schemas.microsoft.com/office/word/2024/wordml/sdtformatlock" xmlns:w16se="http://schemas.microsoft.com/office/word/2015/wordml/symex" xmlns:wpg="http://schemas.microsoft.com/office/word/2010/wordprocessingGroup" xmlns:wpi="http://schemas.microsoft.com/office/word/2010/wordprocessingInk" xmlns:wne="http://schemas.microsoft.com/office/word/2006/wordml" xmlns:wps="http://schemas.microsoft.com/office/word/2010/wordprocessingShape" mc:Ignorable="w14 w15 w16se w16cid w16 w16cex w16sdtdh w16sdtfl w16du wp14">
+<w:document xmlns:wpc="http://schemas.microsoft.com/office/word/2010/wordprocessingCanvas" xmlns:cx="http://schemas.microsoft.com/office/drawing/2014/chartex" xmlns:cx1="http://schemas.microsoft.com/office/drawing/2015/9/8/chartex" xmlns:cx2="http://schemas.microsoft.com/office/drawing/2015/10/21/chartex" xmlns:cx3="http://schemas.microsoft.com/office/drawing/2016/5/9/chartex" xmlns:cx4="http://schemas.microsoft.com/office/drawing/2016/5/10/chartex" xmlns:cx5="http://schemas.microsoft.com/office/drawing/2016/5/11/chartex" xmlns:cx6="http://schemas.microsoft.com/office/drawing/2016/5/12/chartex" xmlns:cx7="http://schemas.microsoft.com/office/drawing/2016/5/13/chartex" xmlns:cx8="http://schemas.microsoft.com/office/drawing/2016/5/14/chartex" xmlns:mc="http://schemas.openxmlformats.org/markup-compatibility/2006" xmlns:aink="http://schemas.microsoft.com/office/drawing/2016/ink" xmlns:am3d="http://schemas.microsoft.com/office/drawing/2017/model3d" xmlns:o="urn:schemas-microsoft-com:office:office" xmlns:oel="http://schemas.microsoft.com/office/2019/extlst" xmlns:r="http://schemas.openxmlformats.org/officeDocument/2006/relationships" xmlns:m="http://schemas.openxmlformats.org/officeDocument/2006/math" xmlns:v="urn:schemas-microsoft-com:vml" xmlns:wp14="http://schemas.microsoft.com/office/word/2010/wordprocessingDrawing" xmlns:wp="http://schemas.openxmlformats.org/drawingml/2006/wordprocessingDrawing" xmlns:w10="urn:schemas-microsoft-com:office:word" xmlns:w="http://schemas.openxmlformats.org/wordprocessingml/2006/main" xmlns:w14="http://schemas.microsoft.com/office/word/2010/wordml" xmlns:w15="http://schemas.microsoft.com/office/word/2012/wordml" xmlns:w16cex="http://schemas.microsoft.com/office/word/2018/wordml/cex" xmlns:w16cid="http://schemas.microsoft.com/office/word/2016/wordml/cid" xmlns:w16="http://schemas.microsoft.com/office/word/2018/wordml" xmlns:w16du="http://schemas.microsoft.com/office/word/2023/wordml/word16du" xmlns:w16sdtdh="http://schemas.microsoft.com/office/word/2020/wordml/sdtdatahash" xmlns:w16sdtfl="http://schemas.microsoft.com/office/word/2024/wordml/sdtformatlock" xmlns:w16se="http://schemas.microsoft.com/office/word/2015/wordml/symex" xmlns:wpg="http://schemas.microsoft.com/office/word/2010/wordprocessingGroup" xmlns:wpi="http://schemas.microsoft.com/office/word/2010/wordprocessingInk" xmlns:wne="http://schemas.microsoft.com/office/word/2006/wordml" xmlns:wps="http://schemas.microsoft.com/office/word/2010/wordprocessingShape" mc:Ignorable="w14 w15 w16se w16cid w16 w16cex w16sdtdh w16sdtfl w16du wp14">
   <w:body>
     <w:p>
       <w:pPr>
@@ -85,7 +85,7 @@
     </w:p>
     <w:tbl>
       <w:tblPr>
-        <w:tblStyle w:val="ae"/>
+        <w:tblStyle w:val="TableGrid"/>
         <w:bidiVisual/>
         <w:tblW w:w="5122" w:type="pct"/>
         <w:tblInd w:w="-202" w:type="dxa"/>
@@ -1037,7 +1037,7 @@
     </w:p>
     <w:tbl>
       <w:tblPr>
-        <w:tblStyle w:val="ae"/>
+        <w:tblStyle w:val="TableGrid"/>
         <w:bidiVisual/>
         <w:tblW w:w="8515" w:type="dxa"/>
         <w:tblInd w:w="155" w:type="dxa"/>
@@ -1146,7 +1146,6 @@
             <w:pPr>
               <w:spacing w:line="276" w:lineRule="auto"/>
               <w:rPr>
-                <w:rFonts w:hint="cs"/>
                 <w:b/>
                 <w:bCs/>
                 <w:sz w:val="20"/>
@@ -1223,7 +1222,6 @@
             <w:pPr>
               <w:spacing w:line="276" w:lineRule="auto"/>
               <w:rPr>
-                <w:rFonts w:hint="cs"/>
                 <w:b/>
                 <w:bCs/>
                 <w:sz w:val="20"/>
@@ -1300,7 +1298,6 @@
           <w:p>
             <w:pPr>
               <w:rPr>
-                <w:rFonts w:hint="cs"/>
                 <w:b/>
                 <w:bCs/>
                 <w:sz w:val="20"/>
@@ -1530,58 +1527,22 @@
         </w:rPr>
       </w:pPr>
     </w:p>
-    <w:p>
-      <w:pPr>
-        <w:rPr>
-          <w:rFonts w:ascii="David" w:hAnsi="David" w:cs="David"/>
-          <w:b/>
-          <w:bCs/>
-          <w:sz w:val="24"/>
-          <w:szCs w:val="24"/>
-          <w:rtl/>
-        </w:rPr>
-      </w:pPr>
-      <w:r>
-        <w:rPr>
-          <w:rFonts w:ascii="David" w:hAnsi="David" w:cs="David" w:hint="cs"/>
-          <w:b/>
-          <w:bCs/>
-          <w:sz w:val="24"/>
-          <w:szCs w:val="24"/>
-          <w:rtl/>
-        </w:rPr>
-        <w:lastRenderedPageBreak/>
-        <w:t>ב. נושאי המפגשים:</w:t>
-      </w:r>
-    </w:p>
-    <w:p>
-      <w:pPr>
-        <w:rPr>
-          <w:rFonts w:ascii="David" w:hAnsi="David" w:cs="David"/>
-          <w:b/>
-          <w:bCs/>
-          <w:sz w:val="24"/>
-          <w:szCs w:val="24"/>
-          <w:rtl/>
-        </w:rPr>
-      </w:pPr>
-    </w:p>
     <w:tbl>
       <w:tblPr>
-        <w:tblStyle w:val="ae"/>
+        <w:tblStyle w:val="TableGrid"/>
+        <w:tblpPr w:leftFromText="180" w:rightFromText="180" w:vertAnchor="text" w:tblpY="-1439"/>
         <w:bidiVisual/>
-        <w:tblW w:w="5585" w:type="pct"/>
-        <w:tblInd w:w="-743" w:type="dxa"/>
+        <w:tblW w:w="5588" w:type="pct"/>
         <w:tblLayout w:type="fixed"/>
         <w:tblLook w:val="04A0" w:firstRow="1" w:lastRow="0" w:firstColumn="1" w:lastColumn="0" w:noHBand="0" w:noVBand="1"/>
       </w:tblPr>
       <w:tblGrid>
         <w:gridCol w:w="561"/>
-        <w:gridCol w:w="1135"/>
-        <w:gridCol w:w="2138"/>
-        <w:gridCol w:w="1114"/>
-        <w:gridCol w:w="1027"/>
-        <w:gridCol w:w="1250"/>
+        <w:gridCol w:w="1136"/>
+        <w:gridCol w:w="2139"/>
+        <w:gridCol w:w="1115"/>
+        <w:gridCol w:w="1028"/>
+        <w:gridCol w:w="1251"/>
         <w:gridCol w:w="2047"/>
       </w:tblGrid>
       <w:tr>
@@ -1590,7 +1551,7 @@
         </w:trPr>
         <w:tc>
           <w:tcPr>
-            <w:tcW w:w="302" w:type="pct"/>
+            <w:tcW w:w="303" w:type="pct"/>
             <w:tcBorders>
               <w:top w:val="nil"/>
               <w:left w:val="nil"/>
@@ -1820,7 +1781,7 @@
         </w:trPr>
         <w:tc>
           <w:tcPr>
-            <w:tcW w:w="302" w:type="pct"/>
+            <w:tcW w:w="303" w:type="pct"/>
             <w:tcBorders>
               <w:top w:val="nil"/>
               <w:left w:val="nil"/>
@@ -1858,7 +1819,7 @@
           <w:p>
             <w:pPr>
               <w:rPr>
-                <w:rFonts w:ascii="David" w:hAnsi="David" w:cs="David" w:hint="cs"/>
+                <w:rFonts w:ascii="David" w:hAnsi="David" w:cs="David"/>
                 <w:b/>
                 <w:bCs/>
                 <w:sz w:val="24"/>
@@ -1886,7 +1847,7 @@
           <w:p>
             <w:pPr>
               <w:rPr>
-                <w:rFonts w:ascii="David" w:hAnsi="David" w:cs="David" w:hint="cs"/>
+                <w:rFonts w:ascii="David" w:hAnsi="David" w:cs="David"/>
                 <w:b/>
                 <w:bCs/>
                 <w:sz w:val="24"/>
@@ -1924,7 +1885,7 @@
                 <w:szCs w:val="24"/>
                 <w:rtl/>
               </w:rPr>
-              <w:t xml:space="preserve"> (מרי)</w:t>
+              <w:t xml:space="preserve"> </w:t>
             </w:r>
           </w:p>
         </w:tc>
@@ -1935,7 +1896,7 @@
           <w:p>
             <w:pPr>
               <w:rPr>
-                <w:rFonts w:ascii="David" w:hAnsi="David" w:cs="David" w:hint="cs"/>
+                <w:rFonts w:ascii="David" w:hAnsi="David" w:cs="David"/>
                 <w:b/>
                 <w:bCs/>
                 <w:sz w:val="24"/>
@@ -1963,7 +1924,7 @@
           <w:p>
             <w:pPr>
               <w:rPr>
-                <w:rFonts w:ascii="David" w:hAnsi="David" w:cs="David" w:hint="cs"/>
+                <w:rFonts w:ascii="David" w:hAnsi="David" w:cs="David"/>
                 <w:b/>
                 <w:bCs/>
                 <w:sz w:val="24"/>
@@ -1991,7 +1952,7 @@
           <w:p>
             <w:pPr>
               <w:rPr>
-                <w:rFonts w:ascii="David" w:hAnsi="David" w:cs="David" w:hint="cs"/>
+                <w:rFonts w:ascii="David" w:hAnsi="David" w:cs="David"/>
                 <w:b/>
                 <w:bCs/>
                 <w:sz w:val="24"/>
@@ -2032,7 +1993,7 @@
           <w:p>
             <w:pPr>
               <w:rPr>
-                <w:rFonts w:ascii="David" w:hAnsi="David" w:cs="David" w:hint="cs"/>
+                <w:rFonts w:ascii="David" w:hAnsi="David" w:cs="David"/>
                 <w:b/>
                 <w:bCs/>
                 <w:sz w:val="24"/>
@@ -2057,7 +2018,7 @@
       <w:tr>
         <w:tc>
           <w:tcPr>
-            <w:tcW w:w="302" w:type="pct"/>
+            <w:tcW w:w="303" w:type="pct"/>
           </w:tcPr>
           <w:p>
             <w:pPr>
@@ -2265,7 +2226,7 @@
           </w:p>
           <w:p>
             <w:pPr>
-              <w:pStyle w:val="a9"/>
+              <w:pStyle w:val="ListParagraph"/>
               <w:ind w:left="0"/>
               <w:rPr>
                 <w:rFonts w:ascii="David" w:hAnsi="David" w:cs="David"/>
@@ -2424,13 +2385,13 @@
       <w:tr>
         <w:tc>
           <w:tcPr>
-            <w:tcW w:w="302" w:type="pct"/>
+            <w:tcW w:w="303" w:type="pct"/>
           </w:tcPr>
           <w:p>
             <w:pPr>
               <w:spacing w:line="360" w:lineRule="auto"/>
               <w:rPr>
-                <w:rFonts w:ascii="David" w:hAnsi="David" w:cs="David" w:hint="cs"/>
+                <w:rFonts w:ascii="David" w:hAnsi="David" w:cs="David"/>
                 <w:b/>
                 <w:bCs/>
                 <w:sz w:val="24"/>
@@ -2522,7 +2483,7 @@
           <w:p>
             <w:pPr>
               <w:rPr>
-                <w:rFonts w:ascii="David" w:hAnsi="David" w:cs="David" w:hint="cs"/>
+                <w:rFonts w:ascii="David" w:hAnsi="David" w:cs="David"/>
                 <w:b/>
                 <w:bCs/>
                 <w:sz w:val="24"/>
@@ -2562,7 +2523,7 @@
             <w:pPr>
               <w:spacing w:line="360" w:lineRule="auto"/>
               <w:rPr>
-                <w:rFonts w:ascii="David" w:hAnsi="David" w:cs="David" w:hint="cs"/>
+                <w:rFonts w:ascii="David" w:hAnsi="David" w:cs="David"/>
                 <w:b/>
                 <w:bCs/>
                 <w:sz w:val="24"/>
@@ -2591,7 +2552,7 @@
             <w:pPr>
               <w:spacing w:line="360" w:lineRule="auto"/>
               <w:rPr>
-                <w:rFonts w:ascii="David" w:hAnsi="David" w:cs="David" w:hint="cs"/>
+                <w:rFonts w:ascii="David" w:hAnsi="David" w:cs="David"/>
                 <w:b/>
                 <w:bCs/>
                 <w:sz w:val="24"/>
@@ -2620,7 +2581,7 @@
             <w:pPr>
               <w:spacing w:line="360" w:lineRule="auto"/>
               <w:rPr>
-                <w:rFonts w:ascii="David" w:hAnsi="David" w:cs="David" w:hint="cs"/>
+                <w:rFonts w:ascii="David" w:hAnsi="David" w:cs="David"/>
                 <w:b/>
                 <w:bCs/>
                 <w:sz w:val="24"/>
@@ -2686,7 +2647,7 @@
             <w:pPr>
               <w:spacing w:line="360" w:lineRule="auto"/>
               <w:rPr>
-                <w:rFonts w:ascii="David" w:hAnsi="David" w:cs="David" w:hint="cs"/>
+                <w:rFonts w:ascii="David" w:hAnsi="David" w:cs="David"/>
                 <w:b/>
                 <w:bCs/>
                 <w:sz w:val="24"/>
@@ -2700,7 +2661,7 @@
       <w:tr>
         <w:tc>
           <w:tcPr>
-            <w:tcW w:w="302" w:type="pct"/>
+            <w:tcW w:w="303" w:type="pct"/>
           </w:tcPr>
           <w:p>
             <w:pPr>
@@ -2752,29 +2713,7 @@
                 <w:szCs w:val="24"/>
                 <w:rtl/>
               </w:rPr>
-              <w:t>2</w:t>
-            </w:r>
-            <w:r>
-              <w:rPr>
-                <w:rFonts w:ascii="David" w:hAnsi="David" w:cs="David" w:hint="cs"/>
-                <w:b/>
-                <w:bCs/>
-                <w:sz w:val="24"/>
-                <w:szCs w:val="24"/>
-                <w:rtl/>
-              </w:rPr>
-              <w:t>0</w:t>
-            </w:r>
-            <w:r>
-              <w:rPr>
-                <w:rFonts w:ascii="David" w:hAnsi="David" w:cs="David" w:hint="cs"/>
-                <w:b/>
-                <w:bCs/>
-                <w:sz w:val="24"/>
-                <w:szCs w:val="24"/>
-                <w:rtl/>
-              </w:rPr>
-              <w:t>.12.26</w:t>
+              <w:t>20.12.26</w:t>
             </w:r>
           </w:p>
         </w:tc>
@@ -3063,7 +3002,7 @@
       <w:tr>
         <w:tc>
           <w:tcPr>
-            <w:tcW w:w="302" w:type="pct"/>
+            <w:tcW w:w="303" w:type="pct"/>
           </w:tcPr>
           <w:p>
             <w:pPr>
@@ -3363,13 +3302,13 @@
       <w:tr>
         <w:tc>
           <w:tcPr>
-            <w:tcW w:w="302" w:type="pct"/>
+            <w:tcW w:w="303" w:type="pct"/>
           </w:tcPr>
           <w:p>
             <w:pPr>
               <w:spacing w:line="360" w:lineRule="auto"/>
               <w:rPr>
-                <w:rFonts w:ascii="David" w:hAnsi="David" w:cs="David" w:hint="cs"/>
+                <w:rFonts w:ascii="David" w:hAnsi="David" w:cs="David"/>
                 <w:b/>
                 <w:bCs/>
                 <w:sz w:val="24"/>
@@ -3398,7 +3337,7 @@
             <w:pPr>
               <w:spacing w:line="360" w:lineRule="auto"/>
               <w:rPr>
-                <w:rFonts w:ascii="David" w:hAnsi="David" w:cs="David" w:hint="cs"/>
+                <w:rFonts w:ascii="David" w:hAnsi="David" w:cs="David"/>
                 <w:b/>
                 <w:bCs/>
                 <w:sz w:val="24"/>
@@ -3589,7 +3528,7 @@
             <w:pPr>
               <w:spacing w:line="360" w:lineRule="auto"/>
               <w:rPr>
-                <w:rFonts w:ascii="David" w:hAnsi="David" w:cs="David" w:hint="cs"/>
+                <w:rFonts w:ascii="David" w:hAnsi="David" w:cs="David"/>
                 <w:b/>
                 <w:bCs/>
                 <w:sz w:val="24"/>
@@ -3618,7 +3557,7 @@
             <w:pPr>
               <w:spacing w:line="360" w:lineRule="auto"/>
               <w:rPr>
-                <w:rFonts w:ascii="David" w:hAnsi="David" w:cs="David" w:hint="cs"/>
+                <w:rFonts w:ascii="David" w:hAnsi="David" w:cs="David"/>
                 <w:b/>
                 <w:bCs/>
                 <w:sz w:val="24"/>
@@ -3647,7 +3586,7 @@
             <w:pPr>
               <w:spacing w:line="360" w:lineRule="auto"/>
               <w:rPr>
-                <w:rFonts w:ascii="David" w:hAnsi="David" w:cs="David" w:hint="cs"/>
+                <w:rFonts w:ascii="David" w:hAnsi="David" w:cs="David"/>
                 <w:b/>
                 <w:bCs/>
                 <w:sz w:val="24"/>
@@ -3713,7 +3652,7 @@
             <w:pPr>
               <w:spacing w:line="360" w:lineRule="auto"/>
               <w:rPr>
-                <w:rFonts w:ascii="David" w:hAnsi="David" w:cs="David" w:hint="cs"/>
+                <w:rFonts w:ascii="David" w:hAnsi="David" w:cs="David"/>
                 <w:b/>
                 <w:bCs/>
                 <w:sz w:val="24"/>
@@ -3727,30 +3666,29 @@
       <w:tr>
         <w:tc>
           <w:tcPr>
-            <w:tcW w:w="302" w:type="pct"/>
+            <w:tcW w:w="303" w:type="pct"/>
           </w:tcPr>
           <w:p>
             <w:pPr>
               <w:spacing w:line="360" w:lineRule="auto"/>
               <w:rPr>
-                <w:rFonts w:ascii="David" w:hAnsi="David" w:cs="David" w:hint="cs"/>
-                <w:b/>
-                <w:bCs/>
-                <w:sz w:val="24"/>
-                <w:szCs w:val="24"/>
-                <w:rtl/>
-              </w:rPr>
-            </w:pPr>
-            <w:r>
-              <w:rPr>
-                <w:rFonts w:ascii="David" w:hAnsi="David" w:cs="David" w:hint="cs"/>
-                <w:b/>
-                <w:bCs/>
-                <w:sz w:val="24"/>
-                <w:szCs w:val="24"/>
-                <w:rtl/>
-              </w:rPr>
-              <w:lastRenderedPageBreak/>
+                <w:rFonts w:ascii="David" w:hAnsi="David" w:cs="David"/>
+                <w:b/>
+                <w:bCs/>
+                <w:sz w:val="24"/>
+                <w:szCs w:val="24"/>
+                <w:rtl/>
+              </w:rPr>
+            </w:pPr>
+            <w:r>
+              <w:rPr>
+                <w:rFonts w:ascii="David" w:hAnsi="David" w:cs="David" w:hint="cs"/>
+                <w:b/>
+                <w:bCs/>
+                <w:sz w:val="24"/>
+                <w:szCs w:val="24"/>
+                <w:rtl/>
+              </w:rPr>
               <w:t>7</w:t>
             </w:r>
           </w:p>
@@ -3763,7 +3701,7 @@
             <w:pPr>
               <w:spacing w:line="360" w:lineRule="auto"/>
               <w:rPr>
-                <w:rFonts w:ascii="David" w:hAnsi="David" w:cs="David" w:hint="cs"/>
+                <w:rFonts w:ascii="David" w:hAnsi="David" w:cs="David"/>
                 <w:b/>
                 <w:bCs/>
                 <w:sz w:val="24"/>
@@ -3790,7 +3728,7 @@
           </w:tcPr>
           <w:p>
             <w:pPr>
-              <w:pStyle w:val="a9"/>
+              <w:pStyle w:val="ListParagraph"/>
               <w:ind w:left="0"/>
               <w:rPr>
                 <w:rFonts w:ascii="David" w:hAnsi="David" w:cs="David"/>
@@ -3854,7 +3792,7 @@
             <w:pPr>
               <w:spacing w:line="360" w:lineRule="auto"/>
               <w:rPr>
-                <w:rFonts w:ascii="David" w:hAnsi="David" w:cs="David" w:hint="cs"/>
+                <w:rFonts w:ascii="David" w:hAnsi="David" w:cs="David"/>
                 <w:b/>
                 <w:bCs/>
                 <w:sz w:val="24"/>
@@ -3883,7 +3821,7 @@
             <w:pPr>
               <w:spacing w:line="360" w:lineRule="auto"/>
               <w:rPr>
-                <w:rFonts w:ascii="David" w:hAnsi="David" w:cs="David" w:hint="cs"/>
+                <w:rFonts w:ascii="David" w:hAnsi="David" w:cs="David"/>
                 <w:b/>
                 <w:bCs/>
                 <w:sz w:val="24"/>
@@ -3912,7 +3850,7 @@
             <w:pPr>
               <w:spacing w:line="360" w:lineRule="auto"/>
               <w:rPr>
-                <w:rFonts w:ascii="David" w:hAnsi="David" w:cs="David" w:hint="cs"/>
+                <w:rFonts w:ascii="David" w:hAnsi="David" w:cs="David"/>
                 <w:b/>
                 <w:bCs/>
                 <w:sz w:val="24"/>
@@ -3954,7 +3892,7 @@
             <w:pPr>
               <w:spacing w:line="360" w:lineRule="auto"/>
               <w:rPr>
-                <w:rFonts w:ascii="David" w:hAnsi="David" w:cs="David" w:hint="cs"/>
+                <w:rFonts w:ascii="David" w:hAnsi="David" w:cs="David"/>
                 <w:b/>
                 <w:bCs/>
                 <w:sz w:val="24"/>
@@ -3979,7 +3917,7 @@
       <w:tr>
         <w:tc>
           <w:tcPr>
-            <w:tcW w:w="302" w:type="pct"/>
+            <w:tcW w:w="303" w:type="pct"/>
           </w:tcPr>
           <w:p>
             <w:pPr>
@@ -4179,7 +4117,7 @@
           </w:p>
           <w:p>
             <w:pPr>
-              <w:pStyle w:val="a9"/>
+              <w:pStyle w:val="ListParagraph"/>
               <w:ind w:left="0"/>
               <w:rPr>
                 <w:rFonts w:ascii="David" w:hAnsi="David" w:cs="David"/>
@@ -4216,6 +4154,7 @@
                 <w:szCs w:val="24"/>
                 <w:rtl/>
               </w:rPr>
+              <w:lastRenderedPageBreak/>
               <w:t>עדי ספיבק</w:t>
             </w:r>
           </w:p>
@@ -4324,7 +4263,7 @@
       <w:tr>
         <w:tc>
           <w:tcPr>
-            <w:tcW w:w="302" w:type="pct"/>
+            <w:tcW w:w="303" w:type="pct"/>
           </w:tcPr>
           <w:p>
             <w:pPr>
@@ -4376,18 +4315,7 @@
                 <w:szCs w:val="24"/>
                 <w:rtl/>
               </w:rPr>
-              <w:t>14</w:t>
-            </w:r>
-            <w:r>
-              <w:rPr>
-                <w:rFonts w:ascii="David" w:hAnsi="David" w:cs="David" w:hint="cs"/>
-                <w:b/>
-                <w:bCs/>
-                <w:sz w:val="24"/>
-                <w:szCs w:val="24"/>
-                <w:rtl/>
-              </w:rPr>
-              <w:t>.3.27</w:t>
+              <w:t>14.3.27</w:t>
             </w:r>
           </w:p>
         </w:tc>
@@ -4589,7 +4517,7 @@
       <w:tr>
         <w:tc>
           <w:tcPr>
-            <w:tcW w:w="302" w:type="pct"/>
+            <w:tcW w:w="303" w:type="pct"/>
           </w:tcPr>
           <w:p>
             <w:pPr>
@@ -4925,7 +4853,7 @@
       <w:tr>
         <w:tc>
           <w:tcPr>
-            <w:tcW w:w="302" w:type="pct"/>
+            <w:tcW w:w="303" w:type="pct"/>
           </w:tcPr>
           <w:p>
             <w:pPr>
@@ -5116,7 +5044,7 @@
           </w:tcPr>
           <w:p>
             <w:pPr>
-              <w:pStyle w:val="a9"/>
+              <w:pStyle w:val="ListParagraph"/>
               <w:numPr>
                 <w:ilvl w:val="0"/>
                 <w:numId w:val="10"/>
@@ -5172,7 +5100,7 @@
       <w:tr>
         <w:tc>
           <w:tcPr>
-            <w:tcW w:w="302" w:type="pct"/>
+            <w:tcW w:w="303" w:type="pct"/>
           </w:tcPr>
           <w:p>
             <w:pPr>
@@ -5234,7 +5162,7 @@
           </w:tcPr>
           <w:p>
             <w:pPr>
-              <w:pStyle w:val="a9"/>
+              <w:pStyle w:val="ListParagraph"/>
               <w:ind w:left="0"/>
               <w:rPr>
                 <w:rFonts w:ascii="David" w:hAnsi="David" w:cs="David"/>
@@ -5389,6 +5317,41 @@
         </w:tc>
       </w:tr>
     </w:tbl>
+    <w:p>
+      <w:pPr>
+        <w:rPr>
+          <w:rFonts w:ascii="David" w:hAnsi="David" w:cs="David"/>
+          <w:b/>
+          <w:bCs/>
+          <w:sz w:val="24"/>
+          <w:szCs w:val="24"/>
+          <w:rtl/>
+        </w:rPr>
+      </w:pPr>
+      <w:r>
+        <w:rPr>
+          <w:rFonts w:ascii="David" w:hAnsi="David" w:cs="David" w:hint="cs"/>
+          <w:b/>
+          <w:bCs/>
+          <w:sz w:val="24"/>
+          <w:szCs w:val="24"/>
+          <w:rtl/>
+        </w:rPr>
+        <w:t>ב. נושאי המפגשים:</w:t>
+      </w:r>
+    </w:p>
+    <w:p>
+      <w:pPr>
+        <w:rPr>
+          <w:rFonts w:ascii="David" w:hAnsi="David" w:cs="David"/>
+          <w:b/>
+          <w:bCs/>
+          <w:sz w:val="24"/>
+          <w:szCs w:val="24"/>
+          <w:rtl/>
+        </w:rPr>
+      </w:pPr>
+    </w:p>
     <w:p>
       <w:pPr>
         <w:spacing w:after="0" w:line="276" w:lineRule="auto"/>
@@ -6521,7 +6484,7 @@
     </w:p>
     <w:p>
       <w:pPr>
-        <w:pStyle w:val="1"/>
+        <w:pStyle w:val="Heading1"/>
         <w:rPr>
           <w:rFonts w:ascii="David" w:hAnsi="David" w:cs="David"/>
           <w:b/>
@@ -6542,7 +6505,7 @@
     </w:p>
     <w:tbl>
       <w:tblPr>
-        <w:tblStyle w:val="ae"/>
+        <w:tblStyle w:val="TableGrid"/>
         <w:bidiVisual/>
         <w:tblW w:w="0" w:type="auto"/>
         <w:tblLook w:val="04A0" w:firstRow="1" w:lastRow="0" w:firstColumn="1" w:lastColumn="0" w:noHBand="0" w:noVBand="1"/>
@@ -6806,7 +6769,6 @@
                 <w:rFonts w:ascii="David" w:hAnsi="David" w:cs="David"/>
                 <w:rtl/>
               </w:rPr>
-              <w:lastRenderedPageBreak/>
               <w:t xml:space="preserve">שילוב מובנה ומוצלח של התנסות פעילה </w:t>
             </w:r>
             <w:proofErr w:type="spellStart"/>
@@ -6843,7 +6805,6 @@
                 <w:rFonts w:ascii="David" w:hAnsi="David" w:cs="David"/>
                 <w:rtl/>
               </w:rPr>
-              <w:lastRenderedPageBreak/>
               <w:t>25 נק'</w:t>
             </w:r>
           </w:p>
@@ -6865,14 +6826,7 @@
                 <w:rFonts w:ascii="David" w:hAnsi="David" w:cs="David"/>
                 <w:rtl/>
               </w:rPr>
-              <w:t>3</w:t>
-            </w:r>
-            <w:r>
-              <w:rPr>
-                <w:rFonts w:ascii="David" w:hAnsi="David" w:cs="David"/>
-                <w:rtl/>
-              </w:rPr>
-              <w:t>. תוצרים מעשיים ותיעוד</w:t>
+              <w:t>3. תוצרים מעשיים ותיעוד</w:t>
             </w:r>
           </w:p>
         </w:tc>
@@ -6933,6 +6887,7 @@
                 <w:rFonts w:ascii="David" w:hAnsi="David" w:cs="David"/>
                 <w:rtl/>
               </w:rPr>
+              <w:lastRenderedPageBreak/>
               <w:t>4. רפלקציה ותובנות מקצועיות</w:t>
             </w:r>
           </w:p>
@@ -7088,16 +7043,7 @@
                 <w:bCs/>
                 <w:rtl/>
               </w:rPr>
-              <w:t>ס</w:t>
-            </w:r>
-            <w:r>
-              <w:rPr>
-                <w:rFonts w:ascii="David" w:hAnsi="David" w:cs="David"/>
-                <w:b/>
-                <w:bCs/>
-                <w:rtl/>
-              </w:rPr>
-              <w:t>ה"כ</w:t>
+              <w:t>סה"כ</w:t>
             </w:r>
           </w:p>
         </w:tc>
@@ -7442,7 +7388,7 @@
 </file>
 
 <file path=word/endnotes.xml><?xml version="1.0" encoding="utf-8"?>
-<w:endnotes xmlns:wpc="http://schemas.microsoft.com/office/word/2010/wordprocessingCanvas" xmlns:cx="http://schemas.microsoft.com/office/drawing/2014/chartex" xmlns:cx1="http://schemas.microsoft.com/office/drawing/2015/9/8/chartex" xmlns:cx2="http://schemas.microsoft.com/office/drawing/2015/10/21/chartex" xmlns:cx3="http://schemas.microsoft.com/office/drawing/2016/5/9/chartex" xmlns:cx4="http://schemas.microsoft.com/office/drawing/2016/5/10/chartex" xmlns:cx5="http://schemas.microsoft.com/office/drawing/2016/5/11/chartex" xmlns:cx6="http://schemas.microsoft.com/office/drawing/2016/5/12/chartex" xmlns:cx7="http://schemas.microsoft.com/office/drawing/2016/5/13/chartex" xmlns:cx8="http://schemas.microsoft.com/office/drawing/2016/5/14/chartex" xmlns:mc="http://schemas.openxmlformats.org/markup-compatibility/2006" xmlns:aink="http://schemas.microsoft.com/office/drawing/2016/ink" xmlns:am3d="http://schemas.microsoft.com/office/drawing/2017/model3d" xmlns:o="urn:schemas-microsoft-com:office:office" xmlns:oel="http://schemas.microsoft.com/office/2019/extlst" xmlns:r="http://schemas.openxmlformats.org/officeDocument/2006/relationships" xmlns:m="http://schemas.openxmlformats.org/officeDocument/2006/math" xmlns:v="urn:schemas-microsoft-com:vml" xmlns:wp14="http://schemas.microsoft.com/office/word/2010/wordprocessingDrawing" xmlns:wp="http://schemas.openxmlformats.org/drawingml/2006/wordprocessingDrawing" xmlns:w10="urn:schemas-microsoft-com:office:word" xmlns:w="http://schemas.openxmlformats.org/wordprocessingml/2006/main" xmlns:w14="http://schemas.microsoft.com/office/word/2010/wordml" xmlns:w15="http://schemas.microsoft.com/office/word/2012/wordml" xmlns:w16cei="http://schemas.microsoft.com/office/word/2026/wordml/cei" xmlns:w16cex="http://schemas.microsoft.com/office/word/2018/wordml/cex" xmlns:w16cid="http://schemas.microsoft.com/office/word/2016/wordml/cid" xmlns:w16="http://schemas.microsoft.com/office/word/2018/wordml" xmlns:w16du="http://schemas.microsoft.com/office/word/2023/wordml/word16du" xmlns:w16sdtdh="http://schemas.microsoft.com/office/word/2020/wordml/sdtdatahash" xmlns:w16sdtfl="http://schemas.microsoft.com/office/word/2024/wordml/sdtformatlock" xmlns:w16se="http://schemas.microsoft.com/office/word/2015/wordml/symex" xmlns:wpg="http://schemas.microsoft.com/office/word/2010/wordprocessingGroup" xmlns:wpi="http://schemas.microsoft.com/office/word/2010/wordprocessingInk" xmlns:wne="http://schemas.microsoft.com/office/word/2006/wordml" xmlns:wps="http://schemas.microsoft.com/office/word/2010/wordprocessingShape" mc:Ignorable="w14 w15 w16se w16cid w16 w16cex w16sdtdh w16sdtfl w16du wp14">
+<w:endnotes xmlns:wpc="http://schemas.microsoft.com/office/word/2010/wordprocessingCanvas" xmlns:cx="http://schemas.microsoft.com/office/drawing/2014/chartex" xmlns:cx1="http://schemas.microsoft.com/office/drawing/2015/9/8/chartex" xmlns:cx2="http://schemas.microsoft.com/office/drawing/2015/10/21/chartex" xmlns:cx3="http://schemas.microsoft.com/office/drawing/2016/5/9/chartex" xmlns:cx4="http://schemas.microsoft.com/office/drawing/2016/5/10/chartex" xmlns:cx5="http://schemas.microsoft.com/office/drawing/2016/5/11/chartex" xmlns:cx6="http://schemas.microsoft.com/office/drawing/2016/5/12/chartex" xmlns:cx7="http://schemas.microsoft.com/office/drawing/2016/5/13/chartex" xmlns:cx8="http://schemas.microsoft.com/office/drawing/2016/5/14/chartex" xmlns:mc="http://schemas.openxmlformats.org/markup-compatibility/2006" xmlns:aink="http://schemas.microsoft.com/office/drawing/2016/ink" xmlns:am3d="http://schemas.microsoft.com/office/drawing/2017/model3d" xmlns:o="urn:schemas-microsoft-com:office:office" xmlns:oel="http://schemas.microsoft.com/office/2019/extlst" xmlns:r="http://schemas.openxmlformats.org/officeDocument/2006/relationships" xmlns:m="http://schemas.openxmlformats.org/officeDocument/2006/math" xmlns:v="urn:schemas-microsoft-com:vml" xmlns:wp14="http://schemas.microsoft.com/office/word/2010/wordprocessingDrawing" xmlns:wp="http://schemas.openxmlformats.org/drawingml/2006/wordprocessingDrawing" xmlns:w10="urn:schemas-microsoft-com:office:word" xmlns:w="http://schemas.openxmlformats.org/wordprocessingml/2006/main" xmlns:w14="http://schemas.microsoft.com/office/word/2010/wordml" xmlns:w15="http://schemas.microsoft.com/office/word/2012/wordml" xmlns:w16cex="http://schemas.microsoft.com/office/word/2018/wordml/cex" xmlns:w16cid="http://schemas.microsoft.com/office/word/2016/wordml/cid" xmlns:w16="http://schemas.microsoft.com/office/word/2018/wordml" xmlns:w16du="http://schemas.microsoft.com/office/word/2023/wordml/word16du" xmlns:w16sdtdh="http://schemas.microsoft.com/office/word/2020/wordml/sdtdatahash" xmlns:w16sdtfl="http://schemas.microsoft.com/office/word/2024/wordml/sdtformatlock" xmlns:w16se="http://schemas.microsoft.com/office/word/2015/wordml/symex" xmlns:wpg="http://schemas.microsoft.com/office/word/2010/wordprocessingGroup" xmlns:wpi="http://schemas.microsoft.com/office/word/2010/wordprocessingInk" xmlns:wne="http://schemas.microsoft.com/office/word/2006/wordml" xmlns:wps="http://schemas.microsoft.com/office/word/2010/wordprocessingShape" mc:Ignorable="w14 w15 w16se w16cid w16 w16cex w16sdtdh w16sdtfl w16du wp14">
   <w:endnote w:type="separator" w:id="-1">
     <w:p>
       <w:pPr>
@@ -7467,7 +7413,7 @@
 </file>
 
 <file path=word/footer1.xml><?xml version="1.0" encoding="utf-8"?>
-<w:ftr xmlns:wpc="http://schemas.microsoft.com/office/word/2010/wordprocessingCanvas" xmlns:cx="http://schemas.microsoft.com/office/drawing/2014/chartex" xmlns:cx1="http://schemas.microsoft.com/office/drawing/2015/9/8/chartex" xmlns:cx2="http://schemas.microsoft.com/office/drawing/2015/10/21/chartex" xmlns:cx3="http://schemas.microsoft.com/office/drawing/2016/5/9/chartex" xmlns:cx4="http://schemas.microsoft.com/office/drawing/2016/5/10/chartex" xmlns:cx5="http://schemas.microsoft.com/office/drawing/2016/5/11/chartex" xmlns:cx6="http://schemas.microsoft.com/office/drawing/2016/5/12/chartex" xmlns:cx7="http://schemas.microsoft.com/office/drawing/2016/5/13/chartex" xmlns:cx8="http://schemas.microsoft.com/office/drawing/2016/5/14/chartex" xmlns:mc="http://schemas.openxmlformats.org/markup-compatibility/2006" xmlns:aink="http://schemas.microsoft.com/office/drawing/2016/ink" xmlns:am3d="http://schemas.microsoft.com/office/drawing/2017/model3d" xmlns:o="urn:schemas-microsoft-com:office:office" xmlns:oel="http://schemas.microsoft.com/office/2019/extlst" xmlns:r="http://schemas.openxmlformats.org/officeDocument/2006/relationships" xmlns:m="http://schemas.openxmlformats.org/officeDocument/2006/math" xmlns:v="urn:schemas-microsoft-com:vml" xmlns:wp14="http://schemas.microsoft.com/office/word/2010/wordprocessingDrawing" xmlns:wp="http://schemas.openxmlformats.org/drawingml/2006/wordprocessingDrawing" xmlns:w10="urn:schemas-microsoft-com:office:word" xmlns:w="http://schemas.openxmlformats.org/wordprocessingml/2006/main" xmlns:w14="http://schemas.microsoft.com/office/word/2010/wordml" xmlns:w15="http://schemas.microsoft.com/office/word/2012/wordml" xmlns:w16cei="http://schemas.microsoft.com/office/word/2026/wordml/cei" xmlns:w16cex="http://schemas.microsoft.com/office/word/2018/wordml/cex" xmlns:w16cid="http://schemas.microsoft.com/office/word/2016/wordml/cid" xmlns:w16="http://schemas.microsoft.com/office/word/2018/wordml" xmlns:w16du="http://schemas.microsoft.com/office/word/2023/wordml/word16du" xmlns:w16sdtdh="http://schemas.microsoft.com/office/word/2020/wordml/sdtdatahash" xmlns:w16sdtfl="http://schemas.microsoft.com/office/word/2024/wordml/sdtformatlock" xmlns:w16se="http://schemas.microsoft.com/office/word/2015/wordml/symex" xmlns:wpg="http://schemas.microsoft.com/office/word/2010/wordprocessingGroup" xmlns:wpi="http://schemas.microsoft.com/office/word/2010/wordprocessingInk" xmlns:wne="http://schemas.microsoft.com/office/word/2006/wordml" xmlns:wps="http://schemas.microsoft.com/office/word/2010/wordprocessingShape" mc:Ignorable="w14 w15 w16se w16cid w16 w16cex w16sdtdh w16sdtfl w16du wp14">
+<w:ftr xmlns:wpc="http://schemas.microsoft.com/office/word/2010/wordprocessingCanvas" xmlns:cx="http://schemas.microsoft.com/office/drawing/2014/chartex" xmlns:cx1="http://schemas.microsoft.com/office/drawing/2015/9/8/chartex" xmlns:cx2="http://schemas.microsoft.com/office/drawing/2015/10/21/chartex" xmlns:cx3="http://schemas.microsoft.com/office/drawing/2016/5/9/chartex" xmlns:cx4="http://schemas.microsoft.com/office/drawing/2016/5/10/chartex" xmlns:cx5="http://schemas.microsoft.com/office/drawing/2016/5/11/chartex" xmlns:cx6="http://schemas.microsoft.com/office/drawing/2016/5/12/chartex" xmlns:cx7="http://schemas.microsoft.com/office/drawing/2016/5/13/chartex" xmlns:cx8="http://schemas.microsoft.com/office/drawing/2016/5/14/chartex" xmlns:mc="http://schemas.openxmlformats.org/markup-compatibility/2006" xmlns:aink="http://schemas.microsoft.com/office/drawing/2016/ink" xmlns:am3d="http://schemas.microsoft.com/office/drawing/2017/model3d" xmlns:o="urn:schemas-microsoft-com:office:office" xmlns:oel="http://schemas.microsoft.com/office/2019/extlst" xmlns:r="http://schemas.openxmlformats.org/officeDocument/2006/relationships" xmlns:m="http://schemas.openxmlformats.org/officeDocument/2006/math" xmlns:v="urn:schemas-microsoft-com:vml" xmlns:wp14="http://schemas.microsoft.com/office/word/2010/wordprocessingDrawing" xmlns:wp="http://schemas.openxmlformats.org/drawingml/2006/wordprocessingDrawing" xmlns:w10="urn:schemas-microsoft-com:office:word" xmlns:w="http://schemas.openxmlformats.org/wordprocessingml/2006/main" xmlns:w14="http://schemas.microsoft.com/office/word/2010/wordml" xmlns:w15="http://schemas.microsoft.com/office/word/2012/wordml" xmlns:w16cex="http://schemas.microsoft.com/office/word/2018/wordml/cex" xmlns:w16cid="http://schemas.microsoft.com/office/word/2016/wordml/cid" xmlns:w16="http://schemas.microsoft.com/office/word/2018/wordml" xmlns:w16du="http://schemas.microsoft.com/office/word/2023/wordml/word16du" xmlns:w16sdtdh="http://schemas.microsoft.com/office/word/2020/wordml/sdtdatahash" xmlns:w16sdtfl="http://schemas.microsoft.com/office/word/2024/wordml/sdtformatlock" xmlns:w16se="http://schemas.microsoft.com/office/word/2015/wordml/symex" xmlns:wpg="http://schemas.microsoft.com/office/word/2010/wordprocessingGroup" xmlns:wpi="http://schemas.microsoft.com/office/word/2010/wordprocessingInk" xmlns:wne="http://schemas.microsoft.com/office/word/2006/wordml" xmlns:wps="http://schemas.microsoft.com/office/word/2010/wordprocessingShape" mc:Ignorable="w14 w15 w16se w16cid w16 w16cex w16sdtdh w16sdtfl w16du wp14">
   <w:sdt>
     <w:sdtPr>
       <w:rPr>
@@ -7479,10 +7425,11 @@
         <w:docPartUnique/>
       </w:docPartObj>
     </w:sdtPr>
+    <w:sdtEndPr/>
     <w:sdtContent>
       <w:p>
         <w:pPr>
-          <w:pStyle w:val="af1"/>
+          <w:pStyle w:val="Footer"/>
           <w:jc w:val="right"/>
         </w:pPr>
         <w:r>
@@ -7509,14 +7456,14 @@
   </w:sdt>
   <w:p>
     <w:pPr>
-      <w:pStyle w:val="af1"/>
+      <w:pStyle w:val="Footer"/>
     </w:pPr>
   </w:p>
 </w:ftr>
 </file>
 
 <file path=word/footnotes.xml><?xml version="1.0" encoding="utf-8"?>
-<w:footnotes xmlns:wpc="http://schemas.microsoft.com/office/word/2010/wordprocessingCanvas" xmlns:cx="http://schemas.microsoft.com/office/drawing/2014/chartex" xmlns:cx1="http://schemas.microsoft.com/office/drawing/2015/9/8/chartex" xmlns:cx2="http://schemas.microsoft.com/office/drawing/2015/10/21/chartex" xmlns:cx3="http://schemas.microsoft.com/office/drawing/2016/5/9/chartex" xmlns:cx4="http://schemas.microsoft.com/office/drawing/2016/5/10/chartex" xmlns:cx5="http://schemas.microsoft.com/office/drawing/2016/5/11/chartex" xmlns:cx6="http://schemas.microsoft.com/office/drawing/2016/5/12/chartex" xmlns:cx7="http://schemas.microsoft.com/office/drawing/2016/5/13/chartex" xmlns:cx8="http://schemas.microsoft.com/office/drawing/2016/5/14/chartex" xmlns:mc="http://schemas.openxmlformats.org/markup-compatibility/2006" xmlns:aink="http://schemas.microsoft.com/office/drawing/2016/ink" xmlns:am3d="http://schemas.microsoft.com/office/drawing/2017/model3d" xmlns:o="urn:schemas-microsoft-com:office:office" xmlns:oel="http://schemas.microsoft.com/office/2019/extlst" xmlns:r="http://schemas.openxmlformats.org/officeDocument/2006/relationships" xmlns:m="http://schemas.openxmlformats.org/officeDocument/2006/math" xmlns:v="urn:schemas-microsoft-com:vml" xmlns:wp14="http://schemas.microsoft.com/office/word/2010/wordprocessingDrawing" xmlns:wp="http://schemas.openxmlformats.org/drawingml/2006/wordprocessingDrawing" xmlns:w10="urn:schemas-microsoft-com:office:word" xmlns:w="http://schemas.openxmlformats.org/wordprocessingml/2006/main" xmlns:w14="http://schemas.microsoft.com/office/word/2010/wordml" xmlns:w15="http://schemas.microsoft.com/office/word/2012/wordml" xmlns:w16cei="http://schemas.microsoft.com/office/word/2026/wordml/cei" xmlns:w16cex="http://schemas.microsoft.com/office/word/2018/wordml/cex" xmlns:w16cid="http://schemas.microsoft.com/office/word/2016/wordml/cid" xmlns:w16="http://schemas.microsoft.com/office/word/2018/wordml" xmlns:w16du="http://schemas.microsoft.com/office/word/2023/wordml/word16du" xmlns:w16sdtdh="http://schemas.microsoft.com/office/word/2020/wordml/sdtdatahash" xmlns:w16sdtfl="http://schemas.microsoft.com/office/word/2024/wordml/sdtformatlock" xmlns:w16se="http://schemas.microsoft.com/office/word/2015/wordml/symex" xmlns:wpg="http://schemas.microsoft.com/office/word/2010/wordprocessingGroup" xmlns:wpi="http://schemas.microsoft.com/office/word/2010/wordprocessingInk" xmlns:wne="http://schemas.microsoft.com/office/word/2006/wordml" xmlns:wps="http://schemas.microsoft.com/office/word/2010/wordprocessingShape" mc:Ignorable="w14 w15 w16se w16cid w16 w16cex w16sdtdh w16sdtfl w16du wp14">
+<w:footnotes xmlns:wpc="http://schemas.microsoft.com/office/word/2010/wordprocessingCanvas" xmlns:cx="http://schemas.microsoft.com/office/drawing/2014/chartex" xmlns:cx1="http://schemas.microsoft.com/office/drawing/2015/9/8/chartex" xmlns:cx2="http://schemas.microsoft.com/office/drawing/2015/10/21/chartex" xmlns:cx3="http://schemas.microsoft.com/office/drawing/2016/5/9/chartex" xmlns:cx4="http://schemas.microsoft.com/office/drawing/2016/5/10/chartex" xmlns:cx5="http://schemas.microsoft.com/office/drawing/2016/5/11/chartex" xmlns:cx6="http://schemas.microsoft.com/office/drawing/2016/5/12/chartex" xmlns:cx7="http://schemas.microsoft.com/office/drawing/2016/5/13/chartex" xmlns:cx8="http://schemas.microsoft.com/office/drawing/2016/5/14/chartex" xmlns:mc="http://schemas.openxmlformats.org/markup-compatibility/2006" xmlns:aink="http://schemas.microsoft.com/office/drawing/2016/ink" xmlns:am3d="http://schemas.microsoft.com/office/drawing/2017/model3d" xmlns:o="urn:schemas-microsoft-com:office:office" xmlns:oel="http://schemas.microsoft.com/office/2019/extlst" xmlns:r="http://schemas.openxmlformats.org/officeDocument/2006/relationships" xmlns:m="http://schemas.openxmlformats.org/officeDocument/2006/math" xmlns:v="urn:schemas-microsoft-com:vml" xmlns:wp14="http://schemas.microsoft.com/office/word/2010/wordprocessingDrawing" xmlns:wp="http://schemas.openxmlformats.org/drawingml/2006/wordprocessingDrawing" xmlns:w10="urn:schemas-microsoft-com:office:word" xmlns:w="http://schemas.openxmlformats.org/wordprocessingml/2006/main" xmlns:w14="http://schemas.microsoft.com/office/word/2010/wordml" xmlns:w15="http://schemas.microsoft.com/office/word/2012/wordml" xmlns:w16cex="http://schemas.microsoft.com/office/word/2018/wordml/cex" xmlns:w16cid="http://schemas.microsoft.com/office/word/2016/wordml/cid" xmlns:w16="http://schemas.microsoft.com/office/word/2018/wordml" xmlns:w16du="http://schemas.microsoft.com/office/word/2023/wordml/word16du" xmlns:w16sdtdh="http://schemas.microsoft.com/office/word/2020/wordml/sdtdatahash" xmlns:w16sdtfl="http://schemas.microsoft.com/office/word/2024/wordml/sdtformatlock" xmlns:w16se="http://schemas.microsoft.com/office/word/2015/wordml/symex" xmlns:wpg="http://schemas.microsoft.com/office/word/2010/wordprocessingGroup" xmlns:wpi="http://schemas.microsoft.com/office/word/2010/wordprocessingInk" xmlns:wne="http://schemas.microsoft.com/office/word/2006/wordml" xmlns:wps="http://schemas.microsoft.com/office/word/2010/wordprocessingShape" mc:Ignorable="w14 w15 w16se w16cid w16 w16cex w16sdtdh w16sdtfl w16du wp14">
   <w:footnote w:type="separator" w:id="-1">
     <w:p>
       <w:pPr>
@@ -7541,7 +7488,7 @@
 </file>
 
 <file path=word/numbering.xml><?xml version="1.0" encoding="utf-8"?>
-<w:numbering xmlns:wpc="http://schemas.microsoft.com/office/word/2010/wordprocessingCanvas" xmlns:cx="http://schemas.microsoft.com/office/drawing/2014/chartex" xmlns:cx1="http://schemas.microsoft.com/office/drawing/2015/9/8/chartex" xmlns:cx2="http://schemas.microsoft.com/office/drawing/2015/10/21/chartex" xmlns:cx3="http://schemas.microsoft.com/office/drawing/2016/5/9/chartex" xmlns:cx4="http://schemas.microsoft.com/office/drawing/2016/5/10/chartex" xmlns:cx5="http://schemas.microsoft.com/office/drawing/2016/5/11/chartex" xmlns:cx6="http://schemas.microsoft.com/office/drawing/2016/5/12/chartex" xmlns:cx7="http://schemas.microsoft.com/office/drawing/2016/5/13/chartex" xmlns:cx8="http://schemas.microsoft.com/office/drawing/2016/5/14/chartex" xmlns:mc="http://schemas.openxmlformats.org/markup-compatibility/2006" xmlns:aink="http://schemas.microsoft.com/office/drawing/2016/ink" xmlns:am3d="http://schemas.microsoft.com/office/drawing/2017/model3d" xmlns:o="urn:schemas-microsoft-com:office:office" xmlns:oel="http://schemas.microsoft.com/office/2019/extlst" xmlns:r="http://schemas.openxmlformats.org/officeDocument/2006/relationships" xmlns:m="http://schemas.openxmlformats.org/officeDocument/2006/math" xmlns:v="urn:schemas-microsoft-com:vml" xmlns:wp14="http://schemas.microsoft.com/office/word/2010/wordprocessingDrawing" xmlns:wp="http://schemas.openxmlformats.org/drawingml/2006/wordprocessingDrawing" xmlns:w10="urn:schemas-microsoft-com:office:word" xmlns:w="http://schemas.openxmlformats.org/wordprocessingml/2006/main" xmlns:w14="http://schemas.microsoft.com/office/word/2010/wordml" xmlns:w15="http://schemas.microsoft.com/office/word/2012/wordml" xmlns:w16cei="http://schemas.microsoft.com/office/word/2026/wordml/cei" xmlns:w16cex="http://schemas.microsoft.com/office/word/2018/wordml/cex" xmlns:w16cid="http://schemas.microsoft.com/office/word/2016/wordml/cid" xmlns:w16="http://schemas.microsoft.com/office/word/2018/wordml" xmlns:w16du="http://schemas.microsoft.com/office/word/2023/wordml/word16du" xmlns:w16sdtdh="http://schemas.microsoft.com/office/word/2020/wordml/sdtdatahash" xmlns:w16sdtfl="http://schemas.microsoft.com/office/word/2024/wordml/sdtformatlock" xmlns:w16se="http://schemas.microsoft.com/office/word/2015/wordml/symex" xmlns:wpg="http://schemas.microsoft.com/office/word/2010/wordprocessingGroup" xmlns:wpi="http://schemas.microsoft.com/office/word/2010/wordprocessingInk" xmlns:wne="http://schemas.microsoft.com/office/word/2006/wordml" xmlns:wps="http://schemas.microsoft.com/office/word/2010/wordprocessingShape" mc:Ignorable="w14 w15 w16se w16cid w16 w16cex w16sdtdh w16sdtfl w16du wp14">
+<w:numbering xmlns:wpc="http://schemas.microsoft.com/office/word/2010/wordprocessingCanvas" xmlns:cx="http://schemas.microsoft.com/office/drawing/2014/chartex" xmlns:cx1="http://schemas.microsoft.com/office/drawing/2015/9/8/chartex" xmlns:cx2="http://schemas.microsoft.com/office/drawing/2015/10/21/chartex" xmlns:cx3="http://schemas.microsoft.com/office/drawing/2016/5/9/chartex" xmlns:cx4="http://schemas.microsoft.com/office/drawing/2016/5/10/chartex" xmlns:cx5="http://schemas.microsoft.com/office/drawing/2016/5/11/chartex" xmlns:cx6="http://schemas.microsoft.com/office/drawing/2016/5/12/chartex" xmlns:cx7="http://schemas.microsoft.com/office/drawing/2016/5/13/chartex" xmlns:cx8="http://schemas.microsoft.com/office/drawing/2016/5/14/chartex" xmlns:mc="http://schemas.openxmlformats.org/markup-compatibility/2006" xmlns:aink="http://schemas.microsoft.com/office/drawing/2016/ink" xmlns:am3d="http://schemas.microsoft.com/office/drawing/2017/model3d" xmlns:o="urn:schemas-microsoft-com:office:office" xmlns:oel="http://schemas.microsoft.com/office/2019/extlst" xmlns:r="http://schemas.openxmlformats.org/officeDocument/2006/relationships" xmlns:m="http://schemas.openxmlformats.org/officeDocument/2006/math" xmlns:v="urn:schemas-microsoft-com:vml" xmlns:wp14="http://schemas.microsoft.com/office/word/2010/wordprocessingDrawing" xmlns:wp="http://schemas.openxmlformats.org/drawingml/2006/wordprocessingDrawing" xmlns:w10="urn:schemas-microsoft-com:office:word" xmlns:w="http://schemas.openxmlformats.org/wordprocessingml/2006/main" xmlns:w14="http://schemas.microsoft.com/office/word/2010/wordml" xmlns:w15="http://schemas.microsoft.com/office/word/2012/wordml" xmlns:w16cex="http://schemas.microsoft.com/office/word/2018/wordml/cex" xmlns:w16cid="http://schemas.microsoft.com/office/word/2016/wordml/cid" xmlns:w16="http://schemas.microsoft.com/office/word/2018/wordml" xmlns:w16du="http://schemas.microsoft.com/office/word/2023/wordml/word16du" xmlns:w16sdtdh="http://schemas.microsoft.com/office/word/2020/wordml/sdtdatahash" xmlns:w16sdtfl="http://schemas.microsoft.com/office/word/2024/wordml/sdtformatlock" xmlns:w16se="http://schemas.microsoft.com/office/word/2015/wordml/symex" xmlns:wpg="http://schemas.microsoft.com/office/word/2010/wordprocessingGroup" xmlns:wpi="http://schemas.microsoft.com/office/word/2010/wordprocessingInk" xmlns:wne="http://schemas.microsoft.com/office/word/2006/wordml" xmlns:wps="http://schemas.microsoft.com/office/word/2010/wordprocessingShape" mc:Ignorable="w14 w15 w16se w16cid w16 w16cex w16sdtdh w16sdtfl w16du wp14">
   <w:abstractNum w:abstractNumId="0" w15:restartNumberingAfterBreak="0">
     <w:nsid w:val="05096416"/>
     <w:multiLevelType w:val="multilevel"/>
@@ -9679,7 +9626,7 @@
     <w:lsdException w:name="Unresolved Mention" w:semiHidden="1" w:unhideWhenUsed="1"/>
     <w:lsdException w:name="Smart Link" w:semiHidden="1" w:unhideWhenUsed="1"/>
   </w:latentStyles>
-  <w:style w:type="paragraph" w:default="1" w:styleId="a">
+  <w:style w:type="paragraph" w:default="1" w:styleId="Normal">
     <w:name w:val="Normal"/>
     <w:qFormat/>
     <w:rsid w:val="00650002"/>
@@ -9691,11 +9638,11 @@
       <w14:ligatures w14:val="none"/>
     </w:rPr>
   </w:style>
-  <w:style w:type="paragraph" w:styleId="1">
+  <w:style w:type="paragraph" w:styleId="Heading1">
     <w:name w:val="heading 1"/>
-    <w:basedOn w:val="a"/>
-    <w:next w:val="a"/>
-    <w:link w:val="10"/>
+    <w:basedOn w:val="Normal"/>
+    <w:next w:val="Normal"/>
+    <w:link w:val="Heading1Char"/>
     <w:uiPriority w:val="9"/>
     <w:qFormat/>
     <w:rsid w:val="00BF1FAD"/>
@@ -9712,11 +9659,11 @@
       <w:szCs w:val="40"/>
     </w:rPr>
   </w:style>
-  <w:style w:type="paragraph" w:styleId="2">
+  <w:style w:type="paragraph" w:styleId="Heading2">
     <w:name w:val="heading 2"/>
-    <w:basedOn w:val="a"/>
-    <w:next w:val="a"/>
-    <w:link w:val="20"/>
+    <w:basedOn w:val="Normal"/>
+    <w:next w:val="Normal"/>
+    <w:link w:val="Heading2Char"/>
     <w:uiPriority w:val="9"/>
     <w:semiHidden/>
     <w:unhideWhenUsed/>
@@ -9735,11 +9682,11 @@
       <w:szCs w:val="32"/>
     </w:rPr>
   </w:style>
-  <w:style w:type="paragraph" w:styleId="3">
+  <w:style w:type="paragraph" w:styleId="Heading3">
     <w:name w:val="heading 3"/>
-    <w:basedOn w:val="a"/>
-    <w:next w:val="a"/>
-    <w:link w:val="30"/>
+    <w:basedOn w:val="Normal"/>
+    <w:next w:val="Normal"/>
+    <w:link w:val="Heading3Char"/>
     <w:uiPriority w:val="9"/>
     <w:semiHidden/>
     <w:unhideWhenUsed/>
@@ -9758,11 +9705,11 @@
       <w:szCs w:val="28"/>
     </w:rPr>
   </w:style>
-  <w:style w:type="paragraph" w:styleId="4">
+  <w:style w:type="paragraph" w:styleId="Heading4">
     <w:name w:val="heading 4"/>
-    <w:basedOn w:val="a"/>
-    <w:next w:val="a"/>
-    <w:link w:val="40"/>
+    <w:basedOn w:val="Normal"/>
+    <w:next w:val="Normal"/>
+    <w:link w:val="Heading4Char"/>
     <w:uiPriority w:val="9"/>
     <w:semiHidden/>
     <w:unhideWhenUsed/>
@@ -9781,11 +9728,11 @@
       <w:color w:val="0F4761" w:themeColor="accent1" w:themeShade="BF"/>
     </w:rPr>
   </w:style>
-  <w:style w:type="paragraph" w:styleId="5">
+  <w:style w:type="paragraph" w:styleId="Heading5">
     <w:name w:val="heading 5"/>
-    <w:basedOn w:val="a"/>
-    <w:next w:val="a"/>
-    <w:link w:val="50"/>
+    <w:basedOn w:val="Normal"/>
+    <w:next w:val="Normal"/>
+    <w:link w:val="Heading5Char"/>
     <w:uiPriority w:val="9"/>
     <w:semiHidden/>
     <w:unhideWhenUsed/>
@@ -9802,11 +9749,11 @@
       <w:color w:val="0F4761" w:themeColor="accent1" w:themeShade="BF"/>
     </w:rPr>
   </w:style>
-  <w:style w:type="paragraph" w:styleId="6">
+  <w:style w:type="paragraph" w:styleId="Heading6">
     <w:name w:val="heading 6"/>
-    <w:basedOn w:val="a"/>
-    <w:next w:val="a"/>
-    <w:link w:val="60"/>
+    <w:basedOn w:val="Normal"/>
+    <w:next w:val="Normal"/>
+    <w:link w:val="Heading6Char"/>
     <w:uiPriority w:val="9"/>
     <w:semiHidden/>
     <w:unhideWhenUsed/>
@@ -9825,11 +9772,11 @@
       <w:color w:val="595959" w:themeColor="text1" w:themeTint="A6"/>
     </w:rPr>
   </w:style>
-  <w:style w:type="paragraph" w:styleId="7">
+  <w:style w:type="paragraph" w:styleId="Heading7">
     <w:name w:val="heading 7"/>
-    <w:basedOn w:val="a"/>
-    <w:next w:val="a"/>
-    <w:link w:val="70"/>
+    <w:basedOn w:val="Normal"/>
+    <w:next w:val="Normal"/>
+    <w:link w:val="Heading7Char"/>
     <w:uiPriority w:val="9"/>
     <w:semiHidden/>
     <w:unhideWhenUsed/>
@@ -9846,11 +9793,11 @@
       <w:color w:val="595959" w:themeColor="text1" w:themeTint="A6"/>
     </w:rPr>
   </w:style>
-  <w:style w:type="paragraph" w:styleId="8">
+  <w:style w:type="paragraph" w:styleId="Heading8">
     <w:name w:val="heading 8"/>
-    <w:basedOn w:val="a"/>
-    <w:next w:val="a"/>
-    <w:link w:val="80"/>
+    <w:basedOn w:val="Normal"/>
+    <w:next w:val="Normal"/>
+    <w:link w:val="Heading8Char"/>
     <w:uiPriority w:val="9"/>
     <w:semiHidden/>
     <w:unhideWhenUsed/>
@@ -9869,11 +9816,11 @@
       <w:color w:val="272727" w:themeColor="text1" w:themeTint="D8"/>
     </w:rPr>
   </w:style>
-  <w:style w:type="paragraph" w:styleId="9">
+  <w:style w:type="paragraph" w:styleId="Heading9">
     <w:name w:val="heading 9"/>
-    <w:basedOn w:val="a"/>
-    <w:next w:val="a"/>
-    <w:link w:val="90"/>
+    <w:basedOn w:val="Normal"/>
+    <w:next w:val="Normal"/>
+    <w:link w:val="Heading9Char"/>
     <w:uiPriority w:val="9"/>
     <w:semiHidden/>
     <w:unhideWhenUsed/>
@@ -9890,12 +9837,13 @@
       <w:color w:val="272727" w:themeColor="text1" w:themeTint="D8"/>
     </w:rPr>
   </w:style>
-  <w:style w:type="character" w:default="1" w:styleId="a0">
+  <w:style w:type="character" w:default="1" w:styleId="DefaultParagraphFont">
     <w:name w:val="Default Paragraph Font"/>
     <w:uiPriority w:val="1"/>
+    <w:semiHidden/>
     <w:unhideWhenUsed/>
   </w:style>
-  <w:style w:type="table" w:default="1" w:styleId="a1">
+  <w:style w:type="table" w:default="1" w:styleId="TableNormal">
     <w:name w:val="Normal Table"/>
     <w:uiPriority w:val="99"/>
     <w:semiHidden/>
@@ -9910,16 +9858,16 @@
       </w:tblCellMar>
     </w:tblPr>
   </w:style>
-  <w:style w:type="numbering" w:default="1" w:styleId="a2">
+  <w:style w:type="numbering" w:default="1" w:styleId="NoList">
     <w:name w:val="No List"/>
     <w:uiPriority w:val="99"/>
     <w:semiHidden/>
     <w:unhideWhenUsed/>
   </w:style>
-  <w:style w:type="character" w:customStyle="1" w:styleId="10">
-    <w:name w:val="כותרת 1 תו"/>
-    <w:basedOn w:val="a0"/>
-    <w:link w:val="1"/>
+  <w:style w:type="character" w:customStyle="1" w:styleId="Heading1Char">
+    <w:name w:val="Heading 1 Char"/>
+    <w:basedOn w:val="DefaultParagraphFont"/>
+    <w:link w:val="Heading1"/>
     <w:uiPriority w:val="9"/>
     <w:rsid w:val="00BF1FAD"/>
     <w:rPr>
@@ -9929,10 +9877,10 @@
       <w:szCs w:val="40"/>
     </w:rPr>
   </w:style>
-  <w:style w:type="character" w:customStyle="1" w:styleId="20">
-    <w:name w:val="כותרת 2 תו"/>
-    <w:basedOn w:val="a0"/>
-    <w:link w:val="2"/>
+  <w:style w:type="character" w:customStyle="1" w:styleId="Heading2Char">
+    <w:name w:val="Heading 2 Char"/>
+    <w:basedOn w:val="DefaultParagraphFont"/>
+    <w:link w:val="Heading2"/>
     <w:uiPriority w:val="9"/>
     <w:semiHidden/>
     <w:rsid w:val="00BF1FAD"/>
@@ -9943,10 +9891,10 @@
       <w:szCs w:val="32"/>
     </w:rPr>
   </w:style>
-  <w:style w:type="character" w:customStyle="1" w:styleId="30">
-    <w:name w:val="כותרת 3 תו"/>
-    <w:basedOn w:val="a0"/>
-    <w:link w:val="3"/>
+  <w:style w:type="character" w:customStyle="1" w:styleId="Heading3Char">
+    <w:name w:val="Heading 3 Char"/>
+    <w:basedOn w:val="DefaultParagraphFont"/>
+    <w:link w:val="Heading3"/>
     <w:uiPriority w:val="9"/>
     <w:semiHidden/>
     <w:rsid w:val="00BF1FAD"/>
@@ -9957,10 +9905,10 @@
       <w:szCs w:val="28"/>
     </w:rPr>
   </w:style>
-  <w:style w:type="character" w:customStyle="1" w:styleId="40">
-    <w:name w:val="כותרת 4 תו"/>
-    <w:basedOn w:val="a0"/>
-    <w:link w:val="4"/>
+  <w:style w:type="character" w:customStyle="1" w:styleId="Heading4Char">
+    <w:name w:val="Heading 4 Char"/>
+    <w:basedOn w:val="DefaultParagraphFont"/>
+    <w:link w:val="Heading4"/>
     <w:uiPriority w:val="9"/>
     <w:semiHidden/>
     <w:rsid w:val="00BF1FAD"/>
@@ -9971,10 +9919,10 @@
       <w:color w:val="0F4761" w:themeColor="accent1" w:themeShade="BF"/>
     </w:rPr>
   </w:style>
-  <w:style w:type="character" w:customStyle="1" w:styleId="50">
-    <w:name w:val="כותרת 5 תו"/>
-    <w:basedOn w:val="a0"/>
-    <w:link w:val="5"/>
+  <w:style w:type="character" w:customStyle="1" w:styleId="Heading5Char">
+    <w:name w:val="Heading 5 Char"/>
+    <w:basedOn w:val="DefaultParagraphFont"/>
+    <w:link w:val="Heading5"/>
     <w:uiPriority w:val="9"/>
     <w:semiHidden/>
     <w:rsid w:val="00BF1FAD"/>
@@ -9983,10 +9931,10 @@
       <w:color w:val="0F4761" w:themeColor="accent1" w:themeShade="BF"/>
     </w:rPr>
   </w:style>
-  <w:style w:type="character" w:customStyle="1" w:styleId="60">
-    <w:name w:val="כותרת 6 תו"/>
-    <w:basedOn w:val="a0"/>
-    <w:link w:val="6"/>
+  <w:style w:type="character" w:customStyle="1" w:styleId="Heading6Char">
+    <w:name w:val="Heading 6 Char"/>
+    <w:basedOn w:val="DefaultParagraphFont"/>
+    <w:link w:val="Heading6"/>
     <w:uiPriority w:val="9"/>
     <w:semiHidden/>
     <w:rsid w:val="00BF1FAD"/>
@@ -9997,10 +9945,10 @@
       <w:color w:val="595959" w:themeColor="text1" w:themeTint="A6"/>
     </w:rPr>
   </w:style>
-  <w:style w:type="character" w:customStyle="1" w:styleId="70">
-    <w:name w:val="כותרת 7 תו"/>
-    <w:basedOn w:val="a0"/>
-    <w:link w:val="7"/>
+  <w:style w:type="character" w:customStyle="1" w:styleId="Heading7Char">
+    <w:name w:val="Heading 7 Char"/>
+    <w:basedOn w:val="DefaultParagraphFont"/>
+    <w:link w:val="Heading7"/>
     <w:uiPriority w:val="9"/>
     <w:semiHidden/>
     <w:rsid w:val="00BF1FAD"/>
@@ -10009,10 +9957,10 @@
       <w:color w:val="595959" w:themeColor="text1" w:themeTint="A6"/>
     </w:rPr>
   </w:style>
-  <w:style w:type="character" w:customStyle="1" w:styleId="80">
-    <w:name w:val="כותרת 8 תו"/>
-    <w:basedOn w:val="a0"/>
-    <w:link w:val="8"/>
+  <w:style w:type="character" w:customStyle="1" w:styleId="Heading8Char">
+    <w:name w:val="Heading 8 Char"/>
+    <w:basedOn w:val="DefaultParagraphFont"/>
+    <w:link w:val="Heading8"/>
     <w:uiPriority w:val="9"/>
     <w:semiHidden/>
     <w:rsid w:val="00BF1FAD"/>
@@ -10023,10 +9971,10 @@
       <w:color w:val="272727" w:themeColor="text1" w:themeTint="D8"/>
     </w:rPr>
   </w:style>
-  <w:style w:type="character" w:customStyle="1" w:styleId="90">
-    <w:name w:val="כותרת 9 תו"/>
-    <w:basedOn w:val="a0"/>
-    <w:link w:val="9"/>
+  <w:style w:type="character" w:customStyle="1" w:styleId="Heading9Char">
+    <w:name w:val="Heading 9 Char"/>
+    <w:basedOn w:val="DefaultParagraphFont"/>
+    <w:link w:val="Heading9"/>
     <w:uiPriority w:val="9"/>
     <w:semiHidden/>
     <w:rsid w:val="00BF1FAD"/>
@@ -10035,11 +9983,11 @@
       <w:color w:val="272727" w:themeColor="text1" w:themeTint="D8"/>
     </w:rPr>
   </w:style>
-  <w:style w:type="paragraph" w:styleId="a3">
+  <w:style w:type="paragraph" w:styleId="Title">
     <w:name w:val="Title"/>
-    <w:basedOn w:val="a"/>
-    <w:next w:val="a"/>
-    <w:link w:val="a4"/>
+    <w:basedOn w:val="Normal"/>
+    <w:next w:val="Normal"/>
+    <w:link w:val="TitleChar"/>
     <w:uiPriority w:val="10"/>
     <w:qFormat/>
     <w:rsid w:val="00BF1FAD"/>
@@ -10055,10 +10003,10 @@
       <w:szCs w:val="56"/>
     </w:rPr>
   </w:style>
-  <w:style w:type="character" w:customStyle="1" w:styleId="a4">
-    <w:name w:val="כותרת טקסט תו"/>
-    <w:basedOn w:val="a0"/>
-    <w:link w:val="a3"/>
+  <w:style w:type="character" w:customStyle="1" w:styleId="TitleChar">
+    <w:name w:val="Title Char"/>
+    <w:basedOn w:val="DefaultParagraphFont"/>
+    <w:link w:val="Title"/>
     <w:uiPriority w:val="10"/>
     <w:rsid w:val="00BF1FAD"/>
     <w:rPr>
@@ -10069,11 +10017,11 @@
       <w:szCs w:val="56"/>
     </w:rPr>
   </w:style>
-  <w:style w:type="paragraph" w:styleId="a5">
+  <w:style w:type="paragraph" w:styleId="Subtitle">
     <w:name w:val="Subtitle"/>
-    <w:basedOn w:val="a"/>
-    <w:next w:val="a"/>
-    <w:link w:val="a6"/>
+    <w:basedOn w:val="Normal"/>
+    <w:next w:val="Normal"/>
+    <w:link w:val="SubtitleChar"/>
     <w:uiPriority w:val="11"/>
     <w:qFormat/>
     <w:rsid w:val="00BF1FAD"/>
@@ -10090,10 +10038,10 @@
       <w:szCs w:val="28"/>
     </w:rPr>
   </w:style>
-  <w:style w:type="character" w:customStyle="1" w:styleId="a6">
-    <w:name w:val="כותרת משנה תו"/>
-    <w:basedOn w:val="a0"/>
-    <w:link w:val="a5"/>
+  <w:style w:type="character" w:customStyle="1" w:styleId="SubtitleChar">
+    <w:name w:val="Subtitle Char"/>
+    <w:basedOn w:val="DefaultParagraphFont"/>
+    <w:link w:val="Subtitle"/>
     <w:uiPriority w:val="11"/>
     <w:rsid w:val="00BF1FAD"/>
     <w:rPr>
@@ -10104,11 +10052,11 @@
       <w:szCs w:val="28"/>
     </w:rPr>
   </w:style>
-  <w:style w:type="paragraph" w:styleId="a7">
+  <w:style w:type="paragraph" w:styleId="Quote">
     <w:name w:val="Quote"/>
-    <w:basedOn w:val="a"/>
-    <w:next w:val="a"/>
-    <w:link w:val="a8"/>
+    <w:basedOn w:val="Normal"/>
+    <w:next w:val="Normal"/>
+    <w:link w:val="QuoteChar"/>
     <w:uiPriority w:val="29"/>
     <w:qFormat/>
     <w:rsid w:val="00BF1FAD"/>
@@ -10122,10 +10070,10 @@
       <w:color w:val="404040" w:themeColor="text1" w:themeTint="BF"/>
     </w:rPr>
   </w:style>
-  <w:style w:type="character" w:customStyle="1" w:styleId="a8">
-    <w:name w:val="ציטוט תו"/>
-    <w:basedOn w:val="a0"/>
-    <w:link w:val="a7"/>
+  <w:style w:type="character" w:customStyle="1" w:styleId="QuoteChar">
+    <w:name w:val="Quote Char"/>
+    <w:basedOn w:val="DefaultParagraphFont"/>
+    <w:link w:val="Quote"/>
     <w:uiPriority w:val="29"/>
     <w:rsid w:val="00BF1FAD"/>
     <w:rPr>
@@ -10134,9 +10082,9 @@
       <w:color w:val="404040" w:themeColor="text1" w:themeTint="BF"/>
     </w:rPr>
   </w:style>
-  <w:style w:type="paragraph" w:styleId="a9">
+  <w:style w:type="paragraph" w:styleId="ListParagraph">
     <w:name w:val="List Paragraph"/>
-    <w:basedOn w:val="a"/>
+    <w:basedOn w:val="Normal"/>
     <w:uiPriority w:val="34"/>
     <w:qFormat/>
     <w:rsid w:val="00BF1FAD"/>
@@ -10145,9 +10093,9 @@
       <w:contextualSpacing/>
     </w:pPr>
   </w:style>
-  <w:style w:type="character" w:styleId="aa">
+  <w:style w:type="character" w:styleId="IntenseEmphasis">
     <w:name w:val="Intense Emphasis"/>
-    <w:basedOn w:val="a0"/>
+    <w:basedOn w:val="DefaultParagraphFont"/>
     <w:uiPriority w:val="21"/>
     <w:qFormat/>
     <w:rsid w:val="00BF1FAD"/>
@@ -10157,11 +10105,11 @@
       <w:color w:val="0F4761" w:themeColor="accent1" w:themeShade="BF"/>
     </w:rPr>
   </w:style>
-  <w:style w:type="paragraph" w:styleId="ab">
+  <w:style w:type="paragraph" w:styleId="IntenseQuote">
     <w:name w:val="Intense Quote"/>
-    <w:basedOn w:val="a"/>
-    <w:next w:val="a"/>
-    <w:link w:val="ac"/>
+    <w:basedOn w:val="Normal"/>
+    <w:next w:val="Normal"/>
+    <w:link w:val="IntenseQuoteChar"/>
     <w:uiPriority w:val="30"/>
     <w:qFormat/>
     <w:rsid w:val="00BF1FAD"/>
@@ -10180,10 +10128,10 @@
       <w:color w:val="0F4761" w:themeColor="accent1" w:themeShade="BF"/>
     </w:rPr>
   </w:style>
-  <w:style w:type="character" w:customStyle="1" w:styleId="ac">
-    <w:name w:val="ציטוט חזק תו"/>
-    <w:basedOn w:val="a0"/>
-    <w:link w:val="ab"/>
+  <w:style w:type="character" w:customStyle="1" w:styleId="IntenseQuoteChar">
+    <w:name w:val="Intense Quote Char"/>
+    <w:basedOn w:val="DefaultParagraphFont"/>
+    <w:link w:val="IntenseQuote"/>
     <w:uiPriority w:val="30"/>
     <w:rsid w:val="00BF1FAD"/>
     <w:rPr>
@@ -10192,9 +10140,9 @@
       <w:color w:val="0F4761" w:themeColor="accent1" w:themeShade="BF"/>
     </w:rPr>
   </w:style>
-  <w:style w:type="character" w:styleId="ad">
+  <w:style w:type="character" w:styleId="IntenseReference">
     <w:name w:val="Intense Reference"/>
-    <w:basedOn w:val="a0"/>
+    <w:basedOn w:val="DefaultParagraphFont"/>
     <w:uiPriority w:val="32"/>
     <w:qFormat/>
     <w:rsid w:val="00BF1FAD"/>
@@ -10206,9 +10154,9 @@
       <w:spacing w:val="5"/>
     </w:rPr>
   </w:style>
-  <w:style w:type="table" w:styleId="ae">
+  <w:style w:type="table" w:styleId="TableGrid">
     <w:name w:val="Table Grid"/>
-    <w:basedOn w:val="a1"/>
+    <w:basedOn w:val="TableNormal"/>
     <w:uiPriority w:val="59"/>
     <w:rsid w:val="00BF1FAD"/>
     <w:pPr>
@@ -10231,7 +10179,7 @@
   </w:style>
   <w:style w:type="paragraph" w:styleId="NormalWeb">
     <w:name w:val="Normal (Web)"/>
-    <w:basedOn w:val="a"/>
+    <w:basedOn w:val="Normal"/>
     <w:uiPriority w:val="99"/>
     <w:semiHidden/>
     <w:unhideWhenUsed/>
@@ -10242,10 +10190,10 @@
       <w:szCs w:val="24"/>
     </w:rPr>
   </w:style>
-  <w:style w:type="paragraph" w:styleId="af">
+  <w:style w:type="paragraph" w:styleId="Header">
     <w:name w:val="header"/>
-    <w:basedOn w:val="a"/>
-    <w:link w:val="af0"/>
+    <w:basedOn w:val="Normal"/>
+    <w:link w:val="HeaderChar"/>
     <w:uiPriority w:val="99"/>
     <w:unhideWhenUsed/>
     <w:rsid w:val="00A22D2E"/>
@@ -10257,10 +10205,10 @@
       <w:spacing w:after="0" w:line="240" w:lineRule="auto"/>
     </w:pPr>
   </w:style>
-  <w:style w:type="character" w:customStyle="1" w:styleId="af0">
-    <w:name w:val="כותרת עליונה תו"/>
-    <w:basedOn w:val="a0"/>
-    <w:link w:val="af"/>
+  <w:style w:type="character" w:customStyle="1" w:styleId="HeaderChar">
+    <w:name w:val="Header Char"/>
+    <w:basedOn w:val="DefaultParagraphFont"/>
+    <w:link w:val="Header"/>
     <w:uiPriority w:val="99"/>
     <w:rsid w:val="00A22D2E"/>
     <w:rPr>
@@ -10268,10 +10216,10 @@
       <w14:ligatures w14:val="none"/>
     </w:rPr>
   </w:style>
-  <w:style w:type="paragraph" w:styleId="af1">
+  <w:style w:type="paragraph" w:styleId="Footer">
     <w:name w:val="footer"/>
-    <w:basedOn w:val="a"/>
-    <w:link w:val="af2"/>
+    <w:basedOn w:val="Normal"/>
+    <w:link w:val="FooterChar"/>
     <w:uiPriority w:val="99"/>
     <w:unhideWhenUsed/>
     <w:rsid w:val="00A22D2E"/>
@@ -10283,10 +10231,10 @@
       <w:spacing w:after="0" w:line="240" w:lineRule="auto"/>
     </w:pPr>
   </w:style>
-  <w:style w:type="character" w:customStyle="1" w:styleId="af2">
-    <w:name w:val="כותרת תחתונה תו"/>
-    <w:basedOn w:val="a0"/>
-    <w:link w:val="af1"/>
+  <w:style w:type="character" w:customStyle="1" w:styleId="FooterChar">
+    <w:name w:val="Footer Char"/>
+    <w:basedOn w:val="DefaultParagraphFont"/>
+    <w:link w:val="Footer"/>
     <w:uiPriority w:val="99"/>
     <w:rsid w:val="00A22D2E"/>
     <w:rPr>
